--- a/module-5/ValueStreamMap_Conner.docx
+++ b/module-5/ValueStreamMap_Conner.docx
@@ -4,17 +4,48 @@
   <w:body>
     <w:p>
       <w:r>
+        <w:t>Gabe Conner</w:t>
+      </w:r>
+    </w:p>
+    <w:p>
+      <w:r>
+        <w:t>2/18/2026</w:t>
+      </w:r>
+    </w:p>
+    <w:p>
+      <w:r>
+        <w:t>CSD380</w:t>
+      </w:r>
+    </w:p>
+    <w:p>
+      <w:pPr>
+        <w:jc w:val="center"/>
+        <w:rPr>
+          <w:b/>
+          <w:bCs/>
+        </w:rPr>
+      </w:pPr>
+      <w:r>
+        <w:rPr>
+          <w:b/>
+          <w:bCs/>
+        </w:rPr>
+        <w:t>Value Stream Map</w:t>
+      </w:r>
+    </w:p>
+    <w:p>
+      <w:r>
         <w:rPr>
           <w:noProof/>
         </w:rPr>
         <w:drawing>
-          <wp:anchor distT="0" distB="0" distL="114300" distR="114300" simplePos="0" relativeHeight="251658240" behindDoc="1" locked="0" layoutInCell="1" allowOverlap="1" wp14:anchorId="58BA9C03" wp14:editId="3899BCD7">
+          <wp:anchor distT="0" distB="0" distL="114300" distR="114300" simplePos="0" relativeHeight="251658240" behindDoc="1" locked="0" layoutInCell="1" allowOverlap="1" wp14:anchorId="58BA9C03" wp14:editId="3B0A9B84">
             <wp:simplePos x="0" y="0"/>
             <wp:positionH relativeFrom="column">
               <wp:posOffset>-742950</wp:posOffset>
             </wp:positionH>
             <wp:positionV relativeFrom="page">
-              <wp:posOffset>85178</wp:posOffset>
+              <wp:posOffset>2513965</wp:posOffset>
             </wp:positionV>
             <wp:extent cx="7364886" cy="4162425"/>
             <wp:effectExtent l="0" t="0" r="7620" b="0"/>
@@ -73,6 +104,17 @@
     <w:p/>
     <w:p/>
     <w:p/>
+    <w:p/>
+    <w:p/>
+    <w:p/>
+    <w:p/>
+    <w:p/>
+    <w:p/>
+    <w:p/>
+    <w:p/>
+    <w:p/>
+    <w:p/>
+    <w:p/>
     <w:tbl>
       <w:tblPr>
         <w:tblStyle w:val="TableGrid"/>
@@ -90,6 +132,7 @@
           </w:tcPr>
           <w:p>
             <w:r>
+              <w:lastRenderedPageBreak/>
               <w:t>Estimated Average Flow Time</w:t>
             </w:r>
           </w:p>
@@ -264,10 +307,7 @@
               <w:t xml:space="preserve">Instead of conducting a full pantry and refrigerator inventory each week, I could maintain a running grocery list that I update whenever I cook or notice an item running low. </w:t>
             </w:r>
             <w:r>
-              <w:t xml:space="preserve"> </w:t>
-            </w:r>
-            <w:r>
-              <w:t xml:space="preserve">This could easily reduce or even negate the inventory time. </w:t>
+              <w:t xml:space="preserve"> This could easily reduce or even negate the inventory time. </w:t>
             </w:r>
           </w:p>
           <w:p/>
@@ -905,6 +945,7 @@
   <w:style w:type="character" w:default="1" w:styleId="DefaultParagraphFont">
     <w:name w:val="Default Paragraph Font"/>
     <w:uiPriority w:val="1"/>
+    <w:semiHidden/>
     <w:unhideWhenUsed/>
   </w:style>
   <w:style w:type="table" w:default="1" w:styleId="TableNormal">
